--- a/testakten/gesellschaftsgruender-ki-krypto-startup-berlin-musterprotokoll/06_musterprotokoll_vs_individuelle_satzung_vergleich.docx
+++ b/testakten/gesellschaftsgruender-ki-krypto-startup-berlin-musterprotokoll/06_musterprotokoll_vs_individuelle_satzung_vergleich.docx
@@ -5,6 +5,7 @@
     <w:p>
       <w:pPr>
         <w:pStyle w:val="Heading1"/>
+        <w:spacing w:line="259" w:lineRule="auto" w:after="60"/>
       </w:pPr>
       <w:r>
         <w:rPr>
@@ -15,6 +16,7 @@
     </w:p>
     <w:p>
       <w:pPr>
+        <w:spacing w:line="259" w:lineRule="auto" w:after="60"/>
         <w:jc w:val="left"/>
       </w:pPr>
       <w:r>
@@ -24,16 +26,20 @@
     <w:p>
       <w:pPr>
         <w:pStyle w:val="Heading2"/>
+        <w:spacing w:before="120" w:after="60" w:line="259" w:lineRule="auto"/>
       </w:pPr>
       <w:r>
         <w:rPr>
           <w:rFonts w:ascii="Times New Roman" w:hAnsi="Times New Roman"/>
+          <w:b/>
+          <w:sz w:val="22"/>
         </w:rPr>
         <w:t>1. Rechtsgrundlage</w:t>
       </w:r>
     </w:p>
     <w:p>
       <w:pPr>
+        <w:spacing w:line="259" w:lineRule="auto" w:after="60"/>
         <w:jc w:val="left"/>
       </w:pPr>
       <w:r>
@@ -43,29 +49,48 @@
     <w:p>
       <w:pPr>
         <w:pStyle w:val="ListBullet"/>
+        <w:spacing w:before="120" w:after="60" w:line="259" w:lineRule="auto"/>
       </w:pPr>
       <w:r>
+        <w:rPr>
+          <w:rFonts w:ascii="Times New Roman" w:hAnsi="Times New Roman"/>
+          <w:b/>
+          <w:sz w:val="22"/>
+        </w:rPr>
         <w:t>den Gesellschaftsvertrag (Satzung),</w:t>
       </w:r>
     </w:p>
     <w:p>
       <w:pPr>
         <w:pStyle w:val="ListBullet"/>
+        <w:spacing w:before="120" w:after="60" w:line="259" w:lineRule="auto"/>
       </w:pPr>
       <w:r>
+        <w:rPr>
+          <w:rFonts w:ascii="Times New Roman" w:hAnsi="Times New Roman"/>
+          <w:b/>
+          <w:sz w:val="22"/>
+        </w:rPr>
         <w:t>die Geschäftsführerbestellung,</w:t>
       </w:r>
     </w:p>
     <w:p>
       <w:pPr>
         <w:pStyle w:val="ListBullet"/>
+        <w:spacing w:before="120" w:after="60" w:line="259" w:lineRule="auto"/>
       </w:pPr>
       <w:r>
+        <w:rPr>
+          <w:rFonts w:ascii="Times New Roman" w:hAnsi="Times New Roman"/>
+          <w:b/>
+          <w:sz w:val="22"/>
+        </w:rPr>
         <w:t>die Gesellschafterliste</w:t>
       </w:r>
     </w:p>
     <w:p>
       <w:pPr>
+        <w:spacing w:line="259" w:lineRule="auto" w:after="60"/>
         <w:jc w:val="left"/>
       </w:pPr>
       <w:r>
@@ -75,6 +100,7 @@
     <w:p>
       <w:pPr>
         <w:pStyle w:val="Heading2"/>
+        <w:spacing w:line="259" w:lineRule="auto" w:after="60"/>
       </w:pPr>
       <w:r>
         <w:rPr>
@@ -86,6 +112,7 @@
     <w:p>
       <w:pPr>
         <w:pStyle w:val="ListBullet"/>
+        <w:spacing w:line="259" w:lineRule="auto" w:after="60"/>
       </w:pPr>
       <w:r>
         <w:t>höchstens drei Gesellschafter</w:t>
@@ -94,6 +121,7 @@
     <w:p>
       <w:pPr>
         <w:pStyle w:val="ListBullet"/>
+        <w:spacing w:line="259" w:lineRule="auto" w:after="60"/>
       </w:pPr>
       <w:r>
         <w:t xml:space="preserve">nur </w:t>
@@ -111,6 +139,7 @@
     <w:p>
       <w:pPr>
         <w:pStyle w:val="ListBullet"/>
+        <w:spacing w:line="259" w:lineRule="auto" w:after="60"/>
       </w:pPr>
       <w:r>
         <w:t>Bareinlage zwingend (keine Sacheinlage)</w:t>
@@ -119,6 +148,7 @@
     <w:p>
       <w:pPr>
         <w:pStyle w:val="ListBullet"/>
+        <w:spacing w:line="259" w:lineRule="auto" w:after="60"/>
       </w:pPr>
       <w:r>
         <w:t>Stammkapital frei wählbar bis Höchstgrenze 25.000 EUR bei reduzierten Notargebühren</w:t>
@@ -127,6 +157,7 @@
     <w:p>
       <w:pPr>
         <w:pStyle w:val="ListBullet"/>
+        <w:spacing w:line="259" w:lineRule="auto" w:after="60"/>
       </w:pPr>
       <w:r>
         <w:rPr>
@@ -141,6 +172,7 @@
     <w:p>
       <w:pPr>
         <w:pStyle w:val="Heading2"/>
+        <w:spacing w:line="259" w:lineRule="auto" w:after="60"/>
       </w:pPr>
       <w:r>
         <w:rPr>
@@ -477,6 +509,7 @@
     </w:tbl>
     <w:p>
       <w:pPr>
+        <w:spacing w:line="259" w:lineRule="auto" w:after="60"/>
         <w:jc w:val="left"/>
       </w:pPr>
       <w:r>
@@ -495,6 +528,7 @@
     <w:p>
       <w:pPr>
         <w:pStyle w:val="Heading2"/>
+        <w:spacing w:line="259" w:lineRule="auto" w:after="60"/>
       </w:pPr>
       <w:r>
         <w:rPr>
@@ -505,6 +539,7 @@
     </w:p>
     <w:p>
       <w:pPr>
+        <w:spacing w:line="259" w:lineRule="auto" w:after="60"/>
         <w:jc w:val="left"/>
       </w:pPr>
       <w:r>
@@ -514,6 +549,7 @@
     <w:p>
       <w:pPr>
         <w:pStyle w:val="ListNumber"/>
+        <w:spacing w:line="259" w:lineRule="auto" w:after="60"/>
       </w:pPr>
       <w:r>
         <w:t xml:space="preserve">eine Geschäftsführerin (Aylin Soeren) mit 181-BGB-Befreiung — passt </w:t>
@@ -531,6 +567,7 @@
     <w:p>
       <w:pPr>
         <w:pStyle w:val="ListNumber"/>
+        <w:spacing w:line="259" w:lineRule="auto" w:after="60"/>
       </w:pPr>
       <w:r>
         <w:t xml:space="preserve">Vinkulierung (Schutz vor unkontrollierten Anteilsverkäufen) — passt </w:t>
@@ -548,6 +585,7 @@
     <w:p>
       <w:pPr>
         <w:pStyle w:val="ListNumber"/>
+        <w:spacing w:line="259" w:lineRule="auto" w:after="60"/>
       </w:pPr>
       <w:r>
         <w:t xml:space="preserve">Einziehungsklausel als Sicherungsanker für Vesting — passt </w:t>
@@ -565,6 +603,7 @@
     <w:p>
       <w:pPr>
         <w:pStyle w:val="ListNumber"/>
+        <w:spacing w:line="259" w:lineRule="auto" w:after="60"/>
       </w:pPr>
       <w:r>
         <w:t>Pro-Rata-Rechte und Vetorechte des Angels — gehören in den Side-Letter, sind also unabhängig</w:t>
@@ -573,6 +612,7 @@
     <w:p>
       <w:pPr>
         <w:pStyle w:val="ListNumber"/>
+        <w:spacing w:line="259" w:lineRule="auto" w:after="60"/>
       </w:pPr>
       <w:r>
         <w:t xml:space="preserve">erweiterte Beschlussmehrheiten für bestimmte Punkte — passt </w:t>
@@ -589,6 +629,7 @@
     </w:p>
     <w:p>
       <w:pPr>
+        <w:spacing w:line="259" w:lineRule="auto" w:after="60"/>
         <w:jc w:val="left"/>
       </w:pPr>
       <w:r>
@@ -607,6 +648,7 @@
     <w:p>
       <w:pPr>
         <w:pStyle w:val="Heading2"/>
+        <w:spacing w:line="259" w:lineRule="auto" w:after="60"/>
       </w:pPr>
       <w:r>
         <w:rPr>
@@ -617,6 +659,7 @@
     </w:p>
     <w:p>
       <w:pPr>
+        <w:spacing w:line="259" w:lineRule="auto" w:after="60"/>
         <w:jc w:val="left"/>
       </w:pPr>
       <w:r>
@@ -904,6 +947,7 @@
     </w:tbl>
     <w:p>
       <w:pPr>
+        <w:spacing w:line="259" w:lineRule="auto" w:after="60"/>
         <w:jc w:val="left"/>
       </w:pPr>
       <w:r>
@@ -913,6 +957,7 @@
     <w:p>
       <w:pPr>
         <w:pStyle w:val="Heading2"/>
+        <w:spacing w:line="259" w:lineRule="auto" w:after="60"/>
       </w:pPr>
       <w:r>
         <w:rPr>
@@ -923,6 +968,7 @@
     </w:p>
     <w:p>
       <w:pPr>
+        <w:spacing w:line="259" w:lineRule="auto" w:after="60"/>
         <w:jc w:val="left"/>
       </w:pPr>
       <w:r>
@@ -932,6 +978,7 @@
     <w:p>
       <w:pPr>
         <w:pStyle w:val="Heading2"/>
+        <w:spacing w:line="259" w:lineRule="auto" w:after="60"/>
       </w:pPr>
       <w:r>
         <w:rPr>
@@ -942,6 +989,7 @@
     </w:p>
     <w:p>
       <w:pPr>
+        <w:spacing w:line="259" w:lineRule="auto" w:after="60"/>
         <w:jc w:val="left"/>
       </w:pPr>
       <w:r>
@@ -960,6 +1008,7 @@
     <w:p>
       <w:pPr>
         <w:pStyle w:val="ListBullet"/>
+        <w:spacing w:line="259" w:lineRule="auto" w:after="60"/>
       </w:pPr>
       <w:r>
         <w:t>individueller Satzung (Vollbeurkundung)</w:t>
@@ -968,6 +1017,7 @@
     <w:p>
       <w:pPr>
         <w:pStyle w:val="ListBullet"/>
+        <w:spacing w:line="259" w:lineRule="auto" w:after="60"/>
       </w:pPr>
       <w:r>
         <w:t>Stammkapital 25.000 EUR, Bareinlage zur Hälfte</w:t>
@@ -976,6 +1026,7 @@
     <w:p>
       <w:pPr>
         <w:pStyle w:val="ListBullet"/>
+        <w:spacing w:line="259" w:lineRule="auto" w:after="60"/>
       </w:pPr>
       <w:r>
         <w:t>einer Geschäftsführerin mit 181-BGB-Befreiung</w:t>
@@ -984,6 +1035,7 @@
     <w:p>
       <w:pPr>
         <w:pStyle w:val="ListBullet"/>
+        <w:spacing w:line="259" w:lineRule="auto" w:after="60"/>
       </w:pPr>
       <w:r>
         <w:t>Vinkulierung, Einziehungsklausel, erweiterten Beschlussmehrheiten</w:t>
@@ -992,6 +1044,7 @@
     <w:p>
       <w:pPr>
         <w:pStyle w:val="ListBullet"/>
+        <w:spacing w:line="259" w:lineRule="auto" w:after="60"/>
       </w:pPr>
       <w:r>
         <w:t>ergänzendem Side-Letter mit Pfaffenrode für Vesting, Pro-Rata, Vetorechte und Information Rights</w:t>
@@ -999,15 +1052,21 @@
     </w:p>
     <w:p>
       <w:pPr>
+        <w:spacing w:line="259" w:lineRule="auto" w:after="60"/>
         <w:jc w:val="left"/>
       </w:pPr>
       <w:r>
         <w:t>Diese Entscheidung wurde im Workshop am 15.05.2026 einstimmig getroffen und bleibt bis zum Notartermin am 03.06.2026 verbindlich.</w:t>
       </w:r>
     </w:p>
-    <w:p/>
     <w:p>
       <w:pPr>
+        <w:spacing w:line="259" w:lineRule="auto" w:after="60"/>
+      </w:pPr>
+    </w:p>
+    <w:p>
+      <w:pPr>
+        <w:spacing w:line="259" w:lineRule="auto" w:after="60"/>
         <w:jc w:val="left"/>
       </w:pPr>
       <w:r>
@@ -1016,6 +1075,7 @@
     </w:p>
     <w:p>
       <w:pPr>
+        <w:spacing w:line="259" w:lineRule="auto" w:after="60"/>
         <w:jc w:val="left"/>
       </w:pPr>
       <w:r>
@@ -1023,13 +1083,58 @@
       </w:r>
     </w:p>
     <w:sectPr>
+      <w:headerReference w:type="default" r:id="rId9"/>
+      <w:footerReference w:type="default" r:id="rId10"/>
       <w:pgSz w:w="11906" w:h="16838"/>
-      <w:pgMar w:top="1417" w:right="1417" w:bottom="1417" w:left="1417" w:header="720" w:footer="720" w:gutter="0"/>
+      <w:pgMar w:top="1191" w:right="1247" w:bottom="1134" w:left="1361" w:header="720" w:footer="720" w:gutter="0"/>
       <w:cols w:space="720"/>
       <w:docGrid w:linePitch="360"/>
     </w:sectPr>
   </w:body>
 </w:document>
+</file>
+
+<file path=word/footer1.xml><?xml version="1.0" encoding="utf-8"?>
+<w:ftr xmlns:m="http://schemas.openxmlformats.org/officeDocument/2006/math" xmlns:mc="http://schemas.openxmlformats.org/markup-compatibility/2006" xmlns:mo="http://schemas.microsoft.com/office/mac/office/2008/main" xmlns:mv="urn:schemas-microsoft-com:mac:vml" xmlns:o="urn:schemas-microsoft-com:office:office" xmlns:r="http://schemas.openxmlformats.org/officeDocument/2006/relationships" xmlns:v="urn:schemas-microsoft-com:vml" xmlns:w10="urn:schemas-microsoft-com:office:word" xmlns:w14="http://schemas.microsoft.com/office/word/2010/wordml" xmlns:w="http://schemas.openxmlformats.org/wordprocessingml/2006/main" xmlns:wne="http://schemas.microsoft.com/office/word/2006/wordml" xmlns:wp14="http://schemas.microsoft.com/office/word/2010/wordprocessingDrawing" xmlns:wp="http://schemas.openxmlformats.org/drawingml/2006/wordprocessingDrawing" xmlns:wpc="http://schemas.microsoft.com/office/word/2010/wordprocessingCanvas" xmlns:wpg="http://schemas.microsoft.com/office/word/2010/wordprocessingGroup" xmlns:wpi="http://schemas.microsoft.com/office/word/2010/wordprocessingInk" xmlns:wps="http://schemas.microsoft.com/office/word/2010/wordprocessingShape" mc:Ignorable="w14 wp14">
+  <w:p>
+    <w:pPr>
+      <w:pStyle w:val="Footer"/>
+      <w:jc w:val="left"/>
+    </w:pPr>
+    <w:r/>
+    <w:r>
+      <w:rPr>
+        <w:rFonts w:ascii="Times New Roman" w:hAnsi="Times New Roman"/>
+        <w:b w:val="0"/>
+        <w:color w:val="777777"/>
+        <w:sz w:val="17"/>
+      </w:rPr>
+      <w:t>Vertraulich | Bearbeitungsstand Juli 2026 | nur zur Aktenbearbeitung</w:t>
+    </w:r>
+  </w:p>
+</w:ftr>
+</file>
+
+<file path=word/header1.xml><?xml version="1.0" encoding="utf-8"?>
+<w:hdr xmlns:m="http://schemas.openxmlformats.org/officeDocument/2006/math" xmlns:mc="http://schemas.openxmlformats.org/markup-compatibility/2006" xmlns:mo="http://schemas.microsoft.com/office/mac/office/2008/main" xmlns:mv="urn:schemas-microsoft-com:mac:vml" xmlns:o="urn:schemas-microsoft-com:office:office" xmlns:r="http://schemas.openxmlformats.org/officeDocument/2006/relationships" xmlns:v="urn:schemas-microsoft-com:vml" xmlns:w10="urn:schemas-microsoft-com:office:word" xmlns:w14="http://schemas.microsoft.com/office/word/2010/wordml" xmlns:w="http://schemas.openxmlformats.org/wordprocessingml/2006/main" xmlns:wne="http://schemas.microsoft.com/office/word/2006/wordml" xmlns:wp14="http://schemas.microsoft.com/office/word/2010/wordprocessingDrawing" xmlns:wp="http://schemas.openxmlformats.org/drawingml/2006/wordprocessingDrawing" xmlns:wpc="http://schemas.microsoft.com/office/word/2010/wordprocessingCanvas" xmlns:wpg="http://schemas.microsoft.com/office/word/2010/wordprocessingGroup" xmlns:wpi="http://schemas.microsoft.com/office/word/2010/wordprocessingInk" xmlns:wps="http://schemas.microsoft.com/office/word/2010/wordprocessingShape" mc:Ignorable="w14 wp14">
+  <w:p>
+    <w:pPr>
+      <w:pStyle w:val="Header"/>
+      <w:jc w:val="left"/>
+    </w:pPr>
+    <w:r/>
+    <w:r>
+      <w:rPr>
+        <w:rFonts w:ascii="Times New Roman" w:hAnsi="Times New Roman"/>
+        <w:b w:val="0"/>
+        <w:i w:val="0"/>
+        <w:color w:val="666666"/>
+        <w:sz w:val="17"/>
+      </w:rPr>
+      <w:t>Hagemann &amp; Westarp Rechtsanwälte | Gesellschaftsrechtliche Arbeitsakte | Bearbeitungsstand Juli 2026</w:t>
+    </w:r>
+  </w:p>
+</w:hdr>
 </file>
 
 <file path=word/numbering.xml><?xml version="1.0" encoding="utf-8"?>
@@ -1746,11 +1851,12 @@
       <w:contextualSpacing/>
     </w:pPr>
     <w:rPr>
-      <w:rFonts w:asciiTheme="majorHAnsi" w:eastAsiaTheme="majorEastAsia" w:hAnsiTheme="majorHAnsi" w:cstheme="majorBidi"/>
+      <w:rFonts w:asciiTheme="majorHAnsi" w:eastAsiaTheme="majorEastAsia" w:hAnsiTheme="majorHAnsi" w:cstheme="majorBidi" w:ascii="Times New Roman" w:hAnsi="Times New Roman"/>
+      <w:b/>
       <w:color w:val="17365D" w:themeColor="text2" w:themeShade="BF"/>
       <w:spacing w:val="5"/>
       <w:kern w:val="28"/>
-      <w:sz w:val="52"/>
+      <w:sz w:val="30"/>
       <w:szCs w:val="52"/>
     </w:rPr>
   </w:style>
